--- a/Trabajos por ciclo/Ciclo 07/Instructorias/Calculo_2/Discusion_3_CII.docx
+++ b/Trabajos por ciclo/Ciclo 07/Instructorias/Calculo_2/Discusion_3_CII.docx
@@ -162,7 +162,23 @@
           <w:rFonts w:ascii="Cambria Math" w:hAnsi="Cambria Math"/>
           <w:lang w:val="es-MX"/>
         </w:rPr>
-        <w:t>Docente: Ing. Sophia Pérez</w:t>
+        <w:t xml:space="preserve">Docente: Ing. </w:t>
+      </w:r>
+      <w:proofErr w:type="spellStart"/>
+      <w:r>
+        <w:rPr>
+          <w:rFonts w:ascii="Cambria Math" w:hAnsi="Cambria Math"/>
+          <w:lang w:val="es-MX"/>
+        </w:rPr>
+        <w:t>Sophia</w:t>
+      </w:r>
+      <w:proofErr w:type="spellEnd"/>
+      <w:r>
+        <w:rPr>
+          <w:rFonts w:ascii="Cambria Math" w:hAnsi="Cambria Math"/>
+          <w:lang w:val="es-MX"/>
+        </w:rPr>
+        <w:t xml:space="preserve"> Pérez</w:t>
       </w:r>
     </w:p>
     <w:p>
@@ -213,287 +229,817 @@
           <w:b/>
           <w:lang w:val="es-MX"/>
         </w:rPr>
+        <w:t>3</w:t>
+      </w:r>
+    </w:p>
+    <w:p>
+      <w:pPr>
+        <w:spacing w:after="0"/>
+        <w:jc w:val="center"/>
+        <w:rPr>
+          <w:rFonts w:ascii="Cambria Math" w:hAnsi="Cambria Math"/>
+        </w:rPr>
+      </w:pPr>
+    </w:p>
+    <w:p>
+      <w:pPr>
+        <w:jc w:val="both"/>
+        <w:rPr>
+          <w:rFonts w:ascii="Cambria Math" w:hAnsi="Cambria Math"/>
+          <w:lang w:val="es-MX"/>
+        </w:rPr>
+      </w:pPr>
+      <w:r>
+        <w:rPr>
+          <w:rFonts w:ascii="Cambria Math" w:hAnsi="Cambria Math"/>
+          <w:b/>
+          <w:bCs/>
+          <w:lang w:val="es-MX"/>
+        </w:rPr>
+        <w:t>Tema</w:t>
+      </w:r>
+      <w:r>
+        <w:rPr>
+          <w:rFonts w:ascii="Cambria Math" w:hAnsi="Cambria Math"/>
+          <w:b/>
+          <w:bCs/>
+          <w:lang w:val="es-MX"/>
+        </w:rPr>
+        <w:t>s</w:t>
+      </w:r>
+      <w:r>
+        <w:rPr>
+          <w:rFonts w:ascii="Cambria Math" w:hAnsi="Cambria Math"/>
+          <w:b/>
+          <w:bCs/>
+          <w:lang w:val="es-MX"/>
+        </w:rPr>
+        <w:t>:</w:t>
+      </w:r>
+      <w:r>
+        <w:rPr>
+          <w:rFonts w:ascii="Cambria Math" w:hAnsi="Cambria Math"/>
+          <w:lang w:val="es-MX"/>
+        </w:rPr>
+        <w:t xml:space="preserve"> </w:t>
+      </w:r>
+      <w:r>
+        <w:rPr>
+          <w:rFonts w:ascii="Cambria Math" w:hAnsi="Cambria Math"/>
+          <w:lang w:val="es-MX"/>
+        </w:rPr>
+        <w:t>Area entre curvas, teorema del valor medio, función inyectiva y función inversa</w:t>
+      </w:r>
+    </w:p>
+    <w:p>
+      <w:pPr>
+        <w:jc w:val="both"/>
+        <w:rPr>
+          <w:rFonts w:ascii="Cambria Math" w:hAnsi="Cambria Math"/>
+          <w:lang w:val="es-MX"/>
+        </w:rPr>
+      </w:pPr>
+    </w:p>
+    <w:p>
+      <w:pPr>
+        <w:jc w:val="both"/>
+        <w:rPr>
+          <w:rFonts w:ascii="Cambria Math" w:hAnsi="Cambria Math"/>
+          <w:lang w:val="es-MX"/>
+        </w:rPr>
+      </w:pPr>
+      <w:r>
+        <w:rPr>
+          <w:rFonts w:ascii="Cambria Math" w:hAnsi="Cambria Math"/>
+          <w:b/>
+          <w:bCs/>
+          <w:lang w:val="es-MX"/>
+        </w:rPr>
+        <w:t>Parte 1</w:t>
+      </w:r>
+      <w:r>
+        <w:rPr>
+          <w:rFonts w:ascii="Cambria Math" w:hAnsi="Cambria Math"/>
+          <w:lang w:val="es-MX"/>
+        </w:rPr>
+        <w:t xml:space="preserve"> </w:t>
+      </w:r>
+    </w:p>
+    <w:p>
+      <w:pPr>
+        <w:jc w:val="both"/>
+        <w:rPr>
+          <w:rFonts w:ascii="Cambria Math" w:hAnsi="Cambria Math"/>
+          <w:lang w:val="es-MX"/>
+        </w:rPr>
+      </w:pPr>
+      <w:r>
+        <w:rPr>
+          <w:rFonts w:ascii="Cambria Math" w:hAnsi="Cambria Math"/>
+          <w:lang w:val="es-MX"/>
+        </w:rPr>
+        <w:t xml:space="preserve">Determine el área acotada por las funciones </w:t>
+      </w:r>
+      <m:oMath>
+        <m:r>
+          <w:rPr>
+            <w:rFonts w:ascii="Cambria Math" w:hAnsi="Cambria Math"/>
+            <w:lang w:val="es-MX"/>
+          </w:rPr>
+          <m:t>f</m:t>
+        </m:r>
+        <m:d>
+          <m:dPr>
+            <m:ctrlPr>
+              <w:rPr>
+                <w:rFonts w:ascii="Cambria Math" w:hAnsi="Cambria Math"/>
+                <w:i/>
+                <w:lang w:val="es-MX"/>
+              </w:rPr>
+            </m:ctrlPr>
+          </m:dPr>
+          <m:e>
+            <m:r>
+              <w:rPr>
+                <w:rFonts w:ascii="Cambria Math" w:hAnsi="Cambria Math"/>
+                <w:lang w:val="es-MX"/>
+              </w:rPr>
+              <m:t>x</m:t>
+            </m:r>
+          </m:e>
+        </m:d>
+        <m:r>
+          <w:rPr>
+            <w:rFonts w:ascii="Cambria Math" w:hAnsi="Cambria Math"/>
+            <w:lang w:val="es-MX"/>
+          </w:rPr>
+          <m:t>=x</m:t>
+        </m:r>
+      </m:oMath>
+      <w:r>
+        <w:rPr>
+          <w:rFonts w:ascii="Cambria Math" w:eastAsiaTheme="minorEastAsia" w:hAnsi="Cambria Math"/>
+          <w:lang w:val="es-MX"/>
+        </w:rPr>
+        <w:t xml:space="preserve">    ,   </w:t>
+      </w:r>
+      <m:oMath>
+        <m:r>
+          <w:rPr>
+            <w:rFonts w:ascii="Cambria Math" w:eastAsiaTheme="minorEastAsia" w:hAnsi="Cambria Math"/>
+            <w:lang w:val="es-MX"/>
+          </w:rPr>
+          <m:t>g</m:t>
+        </m:r>
+        <m:d>
+          <m:dPr>
+            <m:ctrlPr>
+              <w:rPr>
+                <w:rFonts w:ascii="Cambria Math" w:eastAsiaTheme="minorEastAsia" w:hAnsi="Cambria Math"/>
+                <w:i/>
+                <w:lang w:val="es-MX"/>
+              </w:rPr>
+            </m:ctrlPr>
+          </m:dPr>
+          <m:e>
+            <m:r>
+              <w:rPr>
+                <w:rFonts w:ascii="Cambria Math" w:eastAsiaTheme="minorEastAsia" w:hAnsi="Cambria Math"/>
+                <w:lang w:val="es-MX"/>
+              </w:rPr>
+              <m:t>x</m:t>
+            </m:r>
+          </m:e>
+        </m:d>
+        <m:r>
+          <w:rPr>
+            <w:rFonts w:ascii="Cambria Math" w:eastAsiaTheme="minorEastAsia" w:hAnsi="Cambria Math"/>
+            <w:lang w:val="es-MX"/>
+          </w:rPr>
+          <m:t>=</m:t>
+        </m:r>
+        <m:sSup>
+          <m:sSupPr>
+            <m:ctrlPr>
+              <w:rPr>
+                <w:rFonts w:ascii="Cambria Math" w:eastAsiaTheme="minorEastAsia" w:hAnsi="Cambria Math"/>
+                <w:i/>
+                <w:lang w:val="es-MX"/>
+              </w:rPr>
+            </m:ctrlPr>
+          </m:sSupPr>
+          <m:e>
+            <m:r>
+              <w:rPr>
+                <w:rFonts w:ascii="Cambria Math" w:eastAsiaTheme="minorEastAsia" w:hAnsi="Cambria Math"/>
+                <w:lang w:val="es-MX"/>
+              </w:rPr>
+              <m:t>x</m:t>
+            </m:r>
+          </m:e>
+          <m:sup>
+            <m:r>
+              <w:rPr>
+                <w:rFonts w:ascii="Cambria Math" w:eastAsiaTheme="minorEastAsia" w:hAnsi="Cambria Math"/>
+                <w:lang w:val="es-MX"/>
+              </w:rPr>
+              <m:t>2</m:t>
+            </m:r>
+          </m:sup>
+        </m:sSup>
+      </m:oMath>
+      <w:r>
+        <w:rPr>
+          <w:rFonts w:ascii="Cambria Math" w:eastAsiaTheme="minorEastAsia" w:hAnsi="Cambria Math"/>
+          <w:lang w:val="es-MX"/>
+        </w:rPr>
+        <w:t xml:space="preserve">   y   </w:t>
+      </w:r>
+      <m:oMath>
+        <m:r>
+          <w:rPr>
+            <w:rFonts w:ascii="Cambria Math" w:eastAsiaTheme="minorEastAsia" w:hAnsi="Cambria Math"/>
+            <w:lang w:val="es-MX"/>
+          </w:rPr>
+          <m:t>h</m:t>
+        </m:r>
+        <m:d>
+          <m:dPr>
+            <m:ctrlPr>
+              <w:rPr>
+                <w:rFonts w:ascii="Cambria Math" w:eastAsiaTheme="minorEastAsia" w:hAnsi="Cambria Math"/>
+                <w:i/>
+                <w:lang w:val="es-MX"/>
+              </w:rPr>
+            </m:ctrlPr>
+          </m:dPr>
+          <m:e>
+            <m:r>
+              <w:rPr>
+                <w:rFonts w:ascii="Cambria Math" w:eastAsiaTheme="minorEastAsia" w:hAnsi="Cambria Math"/>
+                <w:lang w:val="es-MX"/>
+              </w:rPr>
+              <m:t>x</m:t>
+            </m:r>
+          </m:e>
+        </m:d>
+        <m:r>
+          <w:rPr>
+            <w:rFonts w:ascii="Cambria Math" w:eastAsiaTheme="minorEastAsia" w:hAnsi="Cambria Math"/>
+            <w:lang w:val="es-MX"/>
+          </w:rPr>
+          <m:t>=2-x</m:t>
+        </m:r>
+      </m:oMath>
+    </w:p>
+    <w:p>
+      <w:pPr>
+        <w:jc w:val="both"/>
+        <w:rPr>
+          <w:rFonts w:ascii="Cambria Math" w:hAnsi="Cambria Math"/>
+          <w:sz w:val="28"/>
+          <w:szCs w:val="28"/>
+          <w:lang w:val="es-MX"/>
+        </w:rPr>
+      </w:pPr>
+    </w:p>
+    <w:p>
+      <w:pPr>
+        <w:jc w:val="both"/>
+        <w:rPr>
+          <w:rFonts w:ascii="Cambria Math" w:hAnsi="Cambria Math"/>
+          <w:b/>
+          <w:bCs/>
+          <w:lang w:val="es-MX"/>
+        </w:rPr>
+      </w:pPr>
+      <w:r>
+        <w:rPr>
+          <w:rFonts w:ascii="Cambria Math" w:hAnsi="Cambria Math"/>
+          <w:b/>
+          <w:bCs/>
+          <w:lang w:val="es-MX"/>
+        </w:rPr>
+        <w:t xml:space="preserve">Parte </w:t>
+      </w:r>
+      <w:r>
+        <w:rPr>
+          <w:rFonts w:ascii="Cambria Math" w:hAnsi="Cambria Math"/>
+          <w:b/>
+          <w:bCs/>
+          <w:lang w:val="es-MX"/>
+        </w:rPr>
         <w:t>2</w:t>
       </w:r>
     </w:p>
     <w:p>
       <w:pPr>
-        <w:spacing w:after="0"/>
+        <w:jc w:val="both"/>
+        <w:rPr>
+          <w:rFonts w:ascii="Cambria Math" w:hAnsi="Cambria Math"/>
+          <w:lang w:val="es-MX"/>
+        </w:rPr>
+      </w:pPr>
+      <w:r>
+        <w:rPr>
+          <w:rFonts w:ascii="Cambria Math" w:hAnsi="Cambria Math"/>
+          <w:lang w:val="es-MX"/>
+        </w:rPr>
+        <w:t>Una función viene dada por la siguiente tabla de valores. Determine si es una función uno a uno.</w:t>
+      </w:r>
+    </w:p>
+    <w:tbl>
+      <w:tblPr>
+        <w:tblStyle w:val="Tablaconcuadrcula"/>
+        <w:tblW w:w="0" w:type="auto"/>
         <w:jc w:val="center"/>
-        <w:rPr>
-          <w:rFonts w:ascii="Cambria Math" w:hAnsi="Cambria Math"/>
+        <w:tblLook w:val="04A0" w:firstRow="1" w:lastRow="0" w:firstColumn="1" w:lastColumn="0" w:noHBand="0" w:noVBand="1"/>
+      </w:tblPr>
+      <w:tblGrid>
+        <w:gridCol w:w="624"/>
+        <w:gridCol w:w="505"/>
+        <w:gridCol w:w="505"/>
+        <w:gridCol w:w="505"/>
+        <w:gridCol w:w="505"/>
+        <w:gridCol w:w="505"/>
+        <w:gridCol w:w="505"/>
+      </w:tblGrid>
+      <w:tr>
+        <w:trPr>
+          <w:jc w:val="center"/>
+        </w:trPr>
+        <w:tc>
+          <w:tcPr>
+            <w:tcW w:w="0" w:type="auto"/>
+            <w:vAlign w:val="center"/>
+          </w:tcPr>
+          <w:p>
+            <w:pPr>
+              <w:jc w:val="center"/>
+              <w:rPr>
+                <w:rFonts w:ascii="Cambria Math" w:hAnsi="Cambria Math"/>
+                <w:lang w:val="es-MX"/>
+              </w:rPr>
+            </w:pPr>
+            <w:r>
+              <w:rPr>
+                <w:rFonts w:ascii="Cambria Math" w:hAnsi="Cambria Math"/>
+                <w:lang w:val="es-MX"/>
+              </w:rPr>
+              <w:t>x</w:t>
+            </w:r>
+          </w:p>
+        </w:tc>
+        <w:tc>
+          <w:tcPr>
+            <w:tcW w:w="0" w:type="auto"/>
+            <w:vAlign w:val="center"/>
+          </w:tcPr>
+          <w:p>
+            <w:pPr>
+              <w:jc w:val="center"/>
+              <w:rPr>
+                <w:rFonts w:ascii="Cambria Math" w:hAnsi="Cambria Math"/>
+                <w:lang w:val="es-MX"/>
+              </w:rPr>
+            </w:pPr>
+            <w:r>
+              <w:rPr>
+                <w:rFonts w:ascii="Cambria Math" w:hAnsi="Cambria Math"/>
+                <w:lang w:val="es-MX"/>
+              </w:rPr>
+              <w:t>1</w:t>
+            </w:r>
+          </w:p>
+        </w:tc>
+        <w:tc>
+          <w:tcPr>
+            <w:tcW w:w="0" w:type="auto"/>
+            <w:vAlign w:val="center"/>
+          </w:tcPr>
+          <w:p>
+            <w:pPr>
+              <w:jc w:val="center"/>
+              <w:rPr>
+                <w:rFonts w:ascii="Cambria Math" w:hAnsi="Cambria Math"/>
+                <w:lang w:val="es-MX"/>
+              </w:rPr>
+            </w:pPr>
+            <w:r>
+              <w:rPr>
+                <w:rFonts w:ascii="Cambria Math" w:hAnsi="Cambria Math"/>
+                <w:lang w:val="es-MX"/>
+              </w:rPr>
+              <w:t>2</w:t>
+            </w:r>
+          </w:p>
+        </w:tc>
+        <w:tc>
+          <w:tcPr>
+            <w:tcW w:w="0" w:type="auto"/>
+            <w:vAlign w:val="center"/>
+          </w:tcPr>
+          <w:p>
+            <w:pPr>
+              <w:jc w:val="center"/>
+              <w:rPr>
+                <w:rFonts w:ascii="Cambria Math" w:hAnsi="Cambria Math"/>
+                <w:lang w:val="es-MX"/>
+              </w:rPr>
+            </w:pPr>
+            <w:r>
+              <w:rPr>
+                <w:rFonts w:ascii="Cambria Math" w:hAnsi="Cambria Math"/>
+                <w:lang w:val="es-MX"/>
+              </w:rPr>
+              <w:t>3</w:t>
+            </w:r>
+          </w:p>
+        </w:tc>
+        <w:tc>
+          <w:tcPr>
+            <w:tcW w:w="0" w:type="auto"/>
+            <w:vAlign w:val="center"/>
+          </w:tcPr>
+          <w:p>
+            <w:pPr>
+              <w:jc w:val="center"/>
+              <w:rPr>
+                <w:rFonts w:ascii="Cambria Math" w:hAnsi="Cambria Math"/>
+                <w:lang w:val="es-MX"/>
+              </w:rPr>
+            </w:pPr>
+            <w:r>
+              <w:rPr>
+                <w:rFonts w:ascii="Cambria Math" w:hAnsi="Cambria Math"/>
+                <w:lang w:val="es-MX"/>
+              </w:rPr>
+              <w:t>4</w:t>
+            </w:r>
+          </w:p>
+        </w:tc>
+        <w:tc>
+          <w:tcPr>
+            <w:tcW w:w="0" w:type="auto"/>
+            <w:vAlign w:val="center"/>
+          </w:tcPr>
+          <w:p>
+            <w:pPr>
+              <w:jc w:val="center"/>
+              <w:rPr>
+                <w:rFonts w:ascii="Cambria Math" w:hAnsi="Cambria Math"/>
+                <w:lang w:val="es-MX"/>
+              </w:rPr>
+            </w:pPr>
+            <w:r>
+              <w:rPr>
+                <w:rFonts w:ascii="Cambria Math" w:hAnsi="Cambria Math"/>
+                <w:lang w:val="es-MX"/>
+              </w:rPr>
+              <w:t>5</w:t>
+            </w:r>
+          </w:p>
+        </w:tc>
+        <w:tc>
+          <w:tcPr>
+            <w:tcW w:w="0" w:type="auto"/>
+            <w:vAlign w:val="center"/>
+          </w:tcPr>
+          <w:p>
+            <w:pPr>
+              <w:jc w:val="center"/>
+              <w:rPr>
+                <w:rFonts w:ascii="Cambria Math" w:hAnsi="Cambria Math"/>
+                <w:lang w:val="es-MX"/>
+              </w:rPr>
+            </w:pPr>
+            <w:r>
+              <w:rPr>
+                <w:rFonts w:ascii="Cambria Math" w:hAnsi="Cambria Math"/>
+                <w:lang w:val="es-MX"/>
+              </w:rPr>
+              <w:t>6</w:t>
+            </w:r>
+          </w:p>
+        </w:tc>
+      </w:tr>
+      <w:tr>
+        <w:trPr>
+          <w:jc w:val="center"/>
+        </w:trPr>
+        <w:tc>
+          <w:tcPr>
+            <w:tcW w:w="0" w:type="auto"/>
+            <w:vAlign w:val="center"/>
+          </w:tcPr>
+          <w:p>
+            <w:pPr>
+              <w:jc w:val="center"/>
+              <w:rPr>
+                <w:rFonts w:ascii="Cambria Math" w:hAnsi="Cambria Math"/>
+                <w:lang w:val="es-MX"/>
+              </w:rPr>
+            </w:pPr>
+            <w:r>
+              <w:rPr>
+                <w:rFonts w:ascii="Cambria Math" w:hAnsi="Cambria Math"/>
+                <w:lang w:val="es-MX"/>
+              </w:rPr>
+              <w:t>F(x)</w:t>
+            </w:r>
+          </w:p>
+        </w:tc>
+        <w:tc>
+          <w:tcPr>
+            <w:tcW w:w="0" w:type="auto"/>
+            <w:vAlign w:val="center"/>
+          </w:tcPr>
+          <w:p>
+            <w:pPr>
+              <w:jc w:val="center"/>
+              <w:rPr>
+                <w:rFonts w:ascii="Cambria Math" w:hAnsi="Cambria Math"/>
+                <w:lang w:val="es-MX"/>
+              </w:rPr>
+            </w:pPr>
+            <w:r>
+              <w:rPr>
+                <w:rFonts w:ascii="Cambria Math" w:hAnsi="Cambria Math"/>
+                <w:lang w:val="es-MX"/>
+              </w:rPr>
+              <w:t>1.5</w:t>
+            </w:r>
+          </w:p>
+        </w:tc>
+        <w:tc>
+          <w:tcPr>
+            <w:tcW w:w="0" w:type="auto"/>
+            <w:vAlign w:val="center"/>
+          </w:tcPr>
+          <w:p>
+            <w:pPr>
+              <w:jc w:val="center"/>
+              <w:rPr>
+                <w:rFonts w:ascii="Cambria Math" w:hAnsi="Cambria Math"/>
+                <w:lang w:val="es-MX"/>
+              </w:rPr>
+            </w:pPr>
+            <w:r>
+              <w:rPr>
+                <w:rFonts w:ascii="Cambria Math" w:hAnsi="Cambria Math"/>
+                <w:lang w:val="es-MX"/>
+              </w:rPr>
+              <w:t>2.0</w:t>
+            </w:r>
+          </w:p>
+        </w:tc>
+        <w:tc>
+          <w:tcPr>
+            <w:tcW w:w="0" w:type="auto"/>
+            <w:vAlign w:val="center"/>
+          </w:tcPr>
+          <w:p>
+            <w:pPr>
+              <w:jc w:val="center"/>
+              <w:rPr>
+                <w:rFonts w:ascii="Cambria Math" w:hAnsi="Cambria Math"/>
+                <w:lang w:val="es-MX"/>
+              </w:rPr>
+            </w:pPr>
+            <w:r>
+              <w:rPr>
+                <w:rFonts w:ascii="Cambria Math" w:hAnsi="Cambria Math"/>
+                <w:lang w:val="es-MX"/>
+              </w:rPr>
+              <w:t>3.6</w:t>
+            </w:r>
+          </w:p>
+        </w:tc>
+        <w:tc>
+          <w:tcPr>
+            <w:tcW w:w="0" w:type="auto"/>
+            <w:vAlign w:val="center"/>
+          </w:tcPr>
+          <w:p>
+            <w:pPr>
+              <w:jc w:val="center"/>
+              <w:rPr>
+                <w:rFonts w:ascii="Cambria Math" w:hAnsi="Cambria Math"/>
+                <w:lang w:val="es-MX"/>
+              </w:rPr>
+            </w:pPr>
+            <w:r>
+              <w:rPr>
+                <w:rFonts w:ascii="Cambria Math" w:hAnsi="Cambria Math"/>
+                <w:lang w:val="es-MX"/>
+              </w:rPr>
+              <w:t>5.3</w:t>
+            </w:r>
+          </w:p>
+        </w:tc>
+        <w:tc>
+          <w:tcPr>
+            <w:tcW w:w="0" w:type="auto"/>
+            <w:vAlign w:val="center"/>
+          </w:tcPr>
+          <w:p>
+            <w:pPr>
+              <w:jc w:val="center"/>
+              <w:rPr>
+                <w:rFonts w:ascii="Cambria Math" w:hAnsi="Cambria Math"/>
+                <w:lang w:val="es-MX"/>
+              </w:rPr>
+            </w:pPr>
+            <w:r>
+              <w:rPr>
+                <w:rFonts w:ascii="Cambria Math" w:hAnsi="Cambria Math"/>
+                <w:lang w:val="es-MX"/>
+              </w:rPr>
+              <w:t>2.8</w:t>
+            </w:r>
+          </w:p>
+        </w:tc>
+        <w:tc>
+          <w:tcPr>
+            <w:tcW w:w="0" w:type="auto"/>
+            <w:vAlign w:val="center"/>
+          </w:tcPr>
+          <w:p>
+            <w:pPr>
+              <w:jc w:val="center"/>
+              <w:rPr>
+                <w:rFonts w:ascii="Cambria Math" w:hAnsi="Cambria Math"/>
+                <w:lang w:val="es-MX"/>
+              </w:rPr>
+            </w:pPr>
+            <w:r>
+              <w:rPr>
+                <w:rFonts w:ascii="Cambria Math" w:hAnsi="Cambria Math"/>
+                <w:lang w:val="es-MX"/>
+              </w:rPr>
+              <w:t>2.0</w:t>
+            </w:r>
+          </w:p>
+        </w:tc>
+      </w:tr>
+    </w:tbl>
+    <w:p>
+      <w:pPr>
+        <w:jc w:val="both"/>
+        <w:rPr>
+          <w:rFonts w:ascii="Cambria Math" w:hAnsi="Cambria Math"/>
+          <w:sz w:val="28"/>
+          <w:szCs w:val="28"/>
+          <w:lang w:val="es-MX"/>
         </w:rPr>
       </w:pPr>
     </w:p>
     <w:p>
       <w:pPr>
-        <w:jc w:val="both"/>
-        <w:rPr>
-          <w:rFonts w:ascii="Cambria Math" w:hAnsi="Cambria Math"/>
-          <w:lang w:val="es-MX"/>
-        </w:rPr>
-      </w:pPr>
-      <w:r>
         <w:rPr>
           <w:rFonts w:ascii="Cambria Math" w:hAnsi="Cambria Math"/>
           <w:b/>
           <w:bCs/>
           <w:lang w:val="es-MX"/>
         </w:rPr>
-        <w:t>Tema:</w:t>
+      </w:pPr>
+      <w:r>
+        <w:rPr>
+          <w:rFonts w:ascii="Cambria Math" w:hAnsi="Cambria Math"/>
+          <w:b/>
+          <w:bCs/>
+          <w:lang w:val="es-MX"/>
+        </w:rPr>
+        <w:t xml:space="preserve">Parte </w:t>
       </w:r>
       <w:r>
         <w:rPr>
           <w:rFonts w:ascii="Cambria Math" w:hAnsi="Cambria Math"/>
-          <w:lang w:val="es-MX"/>
-        </w:rPr>
-        <w:t xml:space="preserve"> </w:t>
-      </w:r>
-      <w:r>
-        <w:rPr>
-          <w:rFonts w:ascii="Cambria Math" w:hAnsi="Cambria Math"/>
-          <w:lang w:val="es-MX"/>
-        </w:rPr>
-        <w:t>Sumatoria de Riemann y Teorema Fundamental del Cálculo</w:t>
+          <w:b/>
+          <w:bCs/>
+          <w:lang w:val="es-MX"/>
+        </w:rPr>
+        <w:t>3</w:t>
       </w:r>
     </w:p>
     <w:p>
       <w:pPr>
         <w:jc w:val="both"/>
         <w:rPr>
-          <w:rFonts w:ascii="Cambria Math" w:hAnsi="Cambria Math"/>
-          <w:lang w:val="es-MX"/>
-        </w:rPr>
-      </w:pPr>
-    </w:p>
-    <w:p>
-      <w:pPr>
-        <w:jc w:val="both"/>
-        <w:rPr>
-          <w:rFonts w:ascii="Cambria Math" w:hAnsi="Cambria Math"/>
-          <w:lang w:val="es-MX"/>
+          <w:rFonts w:ascii="Cambria Math" w:eastAsiaTheme="minorEastAsia" w:hAnsi="Cambria Math"/>
         </w:rPr>
       </w:pPr>
       <w:r>
         <w:rPr>
           <w:rFonts w:ascii="Cambria Math" w:hAnsi="Cambria Math"/>
-          <w:b/>
-          <w:bCs/>
-          <w:lang w:val="es-MX"/>
-        </w:rPr>
-        <w:t>Parte 1</w:t>
+        </w:rPr>
+        <w:t xml:space="preserve">Determine la función inversa </w:t>
       </w:r>
+      <m:oMath>
+        <m:r>
+          <w:rPr>
+            <w:rFonts w:ascii="Cambria Math" w:hAnsi="Cambria Math"/>
+          </w:rPr>
+          <m:t>(</m:t>
+        </m:r>
+        <m:sSup>
+          <m:sSupPr>
+            <m:ctrlPr>
+              <w:rPr>
+                <w:rFonts w:ascii="Cambria Math" w:hAnsi="Cambria Math"/>
+                <w:i/>
+              </w:rPr>
+            </m:ctrlPr>
+          </m:sSupPr>
+          <m:e>
+            <m:r>
+              <w:rPr>
+                <w:rFonts w:ascii="Cambria Math" w:hAnsi="Cambria Math"/>
+              </w:rPr>
+              <m:t>f</m:t>
+            </m:r>
+          </m:e>
+          <m:sup>
+            <m:r>
+              <w:rPr>
+                <w:rFonts w:ascii="Cambria Math" w:hAnsi="Cambria Math"/>
+              </w:rPr>
+              <m:t>-1</m:t>
+            </m:r>
+          </m:sup>
+        </m:sSup>
+        <m:r>
+          <w:rPr>
+            <w:rFonts w:ascii="Cambria Math" w:hAnsi="Cambria Math"/>
+          </w:rPr>
+          <m:t>(x)</m:t>
+        </m:r>
+        <m:r>
+          <w:rPr>
+            <w:rFonts w:ascii="Cambria Math" w:eastAsiaTheme="minorEastAsia" w:hAnsi="Cambria Math"/>
+          </w:rPr>
+          <m:t>)</m:t>
+        </m:r>
+      </m:oMath>
       <w:r>
         <w:rPr>
-          <w:rFonts w:ascii="Cambria Math" w:hAnsi="Cambria Math"/>
-          <w:lang w:val="es-MX"/>
-        </w:rPr>
-        <w:t xml:space="preserve"> </w:t>
+          <w:rFonts w:ascii="Cambria Math" w:eastAsiaTheme="minorEastAsia" w:hAnsi="Cambria Math"/>
+        </w:rPr>
+        <w:t xml:space="preserve"> de la función </w:t>
       </w:r>
-    </w:p>
-    <w:p>
-      <w:pPr>
-        <w:jc w:val="both"/>
-        <w:rPr>
-          <w:rFonts w:ascii="Cambria Math" w:hAnsi="Cambria Math"/>
-          <w:lang w:val="es-MX"/>
-        </w:rPr>
-      </w:pPr>
-      <w:r>
-        <w:rPr>
-          <w:rFonts w:ascii="Cambria Math" w:hAnsi="Cambria Math"/>
-          <w:lang w:val="es-MX"/>
-        </w:rPr>
-        <w:t>Expresar cada límite como una integral definida.</w:t>
-      </w:r>
-    </w:p>
-    <w:p>
-      <w:pPr>
-        <w:pStyle w:val="Prrafodelista"/>
-        <w:numPr>
-          <w:ilvl w:val="0"/>
-          <w:numId w:val="16"/>
-        </w:numPr>
-        <w:jc w:val="both"/>
-        <w:rPr>
-          <w:rFonts w:ascii="Cambria Math" w:hAnsi="Cambria Math" w:cstheme="minorBidi"/>
-          <w:lang w:val="es-MX"/>
-        </w:rPr>
-      </w:pPr>
       <m:oMath>
-        <m:func>
-          <m:funcPr>
+        <m:r>
+          <w:rPr>
+            <w:rFonts w:ascii="Cambria Math" w:eastAsiaTheme="minorEastAsia" w:hAnsi="Cambria Math"/>
+          </w:rPr>
+          <m:t>f</m:t>
+        </m:r>
+        <m:d>
+          <m:dPr>
             <m:ctrlPr>
               <w:rPr>
                 <w:rFonts w:ascii="Cambria Math" w:eastAsiaTheme="minorEastAsia" w:hAnsi="Cambria Math"/>
                 <w:i/>
-                <w:lang w:val="es-MX"/>
               </w:rPr>
             </m:ctrlPr>
-          </m:funcPr>
-          <m:fName>
-            <m:limLow>
-              <m:limLowPr>
-                <m:ctrlPr>
-                  <w:rPr>
-                    <w:rFonts w:ascii="Cambria Math" w:eastAsiaTheme="minorEastAsia" w:hAnsi="Cambria Math"/>
-                    <w:i/>
-                    <w:lang w:val="es-MX"/>
-                  </w:rPr>
-                </m:ctrlPr>
-              </m:limLowPr>
-              <m:e>
-                <m:r>
-                  <m:rPr>
-                    <m:sty m:val="p"/>
-                  </m:rPr>
-                  <w:rPr>
-                    <w:rFonts w:ascii="Cambria Math" w:hAnsi="Cambria Math"/>
-                    <w:lang w:val="es-MX"/>
-                  </w:rPr>
-                  <m:t>lim</m:t>
-                </m:r>
-              </m:e>
-              <m:lim>
-                <m:r>
-                  <w:rPr>
-                    <w:rFonts w:ascii="Cambria Math" w:eastAsiaTheme="minorEastAsia" w:hAnsi="Cambria Math"/>
-                    <w:lang w:val="es-MX"/>
-                  </w:rPr>
-                  <m:t>n→ ∞</m:t>
-                </m:r>
-              </m:lim>
-            </m:limLow>
-          </m:fName>
+          </m:dPr>
           <m:e>
-            <m:nary>
-              <m:naryPr>
-                <m:chr m:val="∑"/>
-                <m:limLoc m:val="subSup"/>
-                <m:ctrlPr>
-                  <w:rPr>
-                    <w:rFonts w:ascii="Cambria Math" w:eastAsiaTheme="minorEastAsia" w:hAnsi="Cambria Math"/>
-                    <w:i/>
-                    <w:lang w:val="es-MX"/>
-                  </w:rPr>
-                </m:ctrlPr>
-              </m:naryPr>
-              <m:sub>
-                <m:r>
-                  <w:rPr>
-                    <w:rFonts w:ascii="Cambria Math" w:eastAsiaTheme="minorEastAsia" w:hAnsi="Cambria Math"/>
-                    <w:lang w:val="es-MX"/>
-                  </w:rPr>
-                  <m:t>i=0</m:t>
-                </m:r>
-              </m:sub>
-              <m:sup>
-                <m:r>
-                  <w:rPr>
-                    <w:rFonts w:ascii="Cambria Math" w:eastAsiaTheme="minorEastAsia" w:hAnsi="Cambria Math"/>
-                    <w:lang w:val="es-MX"/>
-                  </w:rPr>
-                  <m:t>n</m:t>
-                </m:r>
-              </m:sup>
-              <m:e>
-                <m:sSub>
-                  <m:sSubPr>
-                    <m:ctrlPr>
-                      <w:rPr>
-                        <w:rFonts w:ascii="Cambria Math" w:eastAsiaTheme="minorEastAsia" w:hAnsi="Cambria Math"/>
-                        <w:i/>
-                        <w:lang w:val="es-MX"/>
-                      </w:rPr>
-                    </m:ctrlPr>
-                  </m:sSubPr>
-                  <m:e>
-                    <m:r>
-                      <w:rPr>
-                        <w:rFonts w:ascii="Cambria Math" w:eastAsiaTheme="minorEastAsia" w:hAnsi="Cambria Math"/>
-                        <w:lang w:val="es-MX"/>
-                      </w:rPr>
-                      <m:t>x</m:t>
-                    </m:r>
-                  </m:e>
-                  <m:sub>
-                    <m:r>
-                      <w:rPr>
-                        <w:rFonts w:ascii="Cambria Math" w:eastAsiaTheme="minorEastAsia" w:hAnsi="Cambria Math"/>
-                        <w:lang w:val="es-MX"/>
-                      </w:rPr>
-                      <m:t>i</m:t>
-                    </m:r>
-                  </m:sub>
-                </m:sSub>
-                <m:r>
-                  <w:rPr>
-                    <w:rFonts w:ascii="Cambria Math" w:eastAsiaTheme="minorEastAsia" w:hAnsi="Cambria Math"/>
-                    <w:lang w:val="es-MX"/>
-                  </w:rPr>
-                  <m:t xml:space="preserve"> </m:t>
-                </m:r>
-                <m:r>
-                  <m:rPr>
-                    <m:sty m:val="p"/>
-                  </m:rPr>
-                  <w:rPr>
-                    <w:rFonts w:ascii="Cambria Math" w:eastAsiaTheme="minorEastAsia" w:hAnsi="Cambria Math"/>
-                    <w:lang w:val="es-MX"/>
-                  </w:rPr>
-                  <m:t>ln⁡</m:t>
-                </m:r>
-                <m:r>
-                  <w:rPr>
-                    <w:rFonts w:ascii="Cambria Math" w:eastAsiaTheme="minorEastAsia" w:hAnsi="Cambria Math"/>
-                    <w:lang w:val="es-MX"/>
-                  </w:rPr>
-                  <m:t>()</m:t>
-                </m:r>
-              </m:e>
-            </m:nary>
+            <m:r>
+              <w:rPr>
+                <w:rFonts w:ascii="Cambria Math" w:eastAsiaTheme="minorEastAsia" w:hAnsi="Cambria Math"/>
+              </w:rPr>
+              <m:t>x</m:t>
+            </m:r>
           </m:e>
-        </m:func>
-      </m:oMath>
-      <w:r>
-        <w:rPr>
-          <w:rFonts w:ascii="Cambria Math" w:eastAsiaTheme="minorEastAsia" w:hAnsi="Cambria Math"/>
-          <w:lang w:val="es-MX"/>
-        </w:rPr>
-        <w:tab/>
-      </w:r>
-      <w:r>
-        <w:rPr>
-          <w:rFonts w:ascii="Cambria Math" w:eastAsiaTheme="minorEastAsia" w:hAnsi="Cambria Math"/>
-          <w:lang w:val="es-MX"/>
-        </w:rPr>
-        <w:tab/>
-        <w:t>2)</w:t>
-      </w:r>
-      <m:oMath>
-        <m:nary>
-          <m:naryPr>
-            <m:limLoc m:val="undOvr"/>
-            <m:subHide m:val="1"/>
-            <m:supHide m:val="1"/>
+        </m:d>
+        <m:r>
+          <w:rPr>
+            <w:rFonts w:ascii="Cambria Math" w:eastAsiaTheme="minorEastAsia" w:hAnsi="Cambria Math"/>
+          </w:rPr>
+          <m:t>=</m:t>
+        </m:r>
+        <m:sSup>
+          <m:sSupPr>
             <m:ctrlPr>
               <w:rPr>
                 <w:rFonts w:ascii="Cambria Math" w:eastAsiaTheme="minorEastAsia" w:hAnsi="Cambria Math"/>
                 <w:i/>
-                <w:lang w:val="es-MX"/>
               </w:rPr>
             </m:ctrlPr>
-          </m:naryPr>
-          <m:sub/>
-          <m:sup/>
+          </m:sSupPr>
           <m:e>
+            <m:r>
+              <w:rPr>
+                <w:rFonts w:ascii="Cambria Math" w:eastAsiaTheme="minorEastAsia" w:hAnsi="Cambria Math"/>
+              </w:rPr>
+              <m:t xml:space="preserve">( </m:t>
+            </m:r>
             <m:f>
               <m:fPr>
                 <m:ctrlPr>
                   <w:rPr>
                     <w:rFonts w:ascii="Cambria Math" w:eastAsiaTheme="minorEastAsia" w:hAnsi="Cambria Math"/>
                     <w:i/>
-                    <w:lang w:val="es-MX"/>
                   </w:rPr>
                 </m:ctrlPr>
               </m:fPr>
@@ -501,264 +1047,47 @@
                 <m:r>
                   <w:rPr>
                     <w:rFonts w:ascii="Cambria Math" w:eastAsiaTheme="minorEastAsia" w:hAnsi="Cambria Math"/>
-                    <w:lang w:val="es-MX"/>
+                  </w:rPr>
+                  <m:t>x-1</m:t>
+                </m:r>
+              </m:num>
+              <m:den>
+                <m:r>
+                  <w:rPr>
+                    <w:rFonts w:ascii="Cambria Math" w:eastAsiaTheme="minorEastAsia" w:hAnsi="Cambria Math"/>
                   </w:rPr>
                   <m:t>x+1</m:t>
                 </m:r>
-              </m:num>
-              <m:den>
-                <m:sSup>
-                  <m:sSupPr>
-                    <m:ctrlPr>
-                      <w:rPr>
-                        <w:rFonts w:ascii="Cambria Math" w:eastAsiaTheme="minorEastAsia" w:hAnsi="Cambria Math"/>
-                        <w:i/>
-                        <w:lang w:val="es-MX"/>
-                      </w:rPr>
-                    </m:ctrlPr>
-                  </m:sSupPr>
-                  <m:e>
-                    <m:r>
-                      <w:rPr>
-                        <w:rFonts w:ascii="Cambria Math" w:eastAsiaTheme="minorEastAsia" w:hAnsi="Cambria Math"/>
-                        <w:lang w:val="es-MX"/>
-                      </w:rPr>
-                      <m:t>(x+2)</m:t>
-                    </m:r>
-                  </m:e>
-                  <m:sup>
-                    <m:r>
-                      <w:rPr>
-                        <w:rFonts w:ascii="Cambria Math" w:eastAsiaTheme="minorEastAsia" w:hAnsi="Cambria Math"/>
-                        <w:lang w:val="es-MX"/>
-                      </w:rPr>
-                      <m:t>3</m:t>
-                    </m:r>
-                  </m:sup>
-                </m:sSup>
               </m:den>
             </m:f>
             <m:r>
               <w:rPr>
                 <w:rFonts w:ascii="Cambria Math" w:eastAsiaTheme="minorEastAsia" w:hAnsi="Cambria Math"/>
-                <w:lang w:val="es-MX"/>
-              </w:rPr>
-              <m:t>dx</m:t>
+              </w:rPr>
+              <m:t xml:space="preserve"> )</m:t>
             </m:r>
           </m:e>
-        </m:nary>
-      </m:oMath>
-      <w:r>
-        <w:rPr>
-          <w:rFonts w:ascii="Cambria Math" w:eastAsiaTheme="minorEastAsia" w:hAnsi="Cambria Math"/>
-          <w:lang w:val="es-MX"/>
-        </w:rPr>
-        <w:tab/>
-      </w:r>
-      <w:r>
-        <w:rPr>
-          <w:rFonts w:ascii="Cambria Math" w:eastAsiaTheme="minorEastAsia" w:hAnsi="Cambria Math"/>
-          <w:lang w:val="es-MX"/>
-        </w:rPr>
-        <w:tab/>
-        <w:t>3)</w:t>
-      </w:r>
-      <m:oMath>
-        <m:nary>
-          <m:naryPr>
-            <m:limLoc m:val="undOvr"/>
-            <m:subHide m:val="1"/>
-            <m:supHide m:val="1"/>
-            <m:ctrlPr>
+          <m:sup>
+            <m:r>
               <w:rPr>
                 <w:rFonts w:ascii="Cambria Math" w:eastAsiaTheme="minorEastAsia" w:hAnsi="Cambria Math"/>
-                <w:i/>
-                <w:lang w:val="es-MX"/>
-              </w:rPr>
-            </m:ctrlPr>
-          </m:naryPr>
-          <m:sub/>
-          <m:sup/>
-          <m:e>
-            <m:f>
-              <m:fPr>
-                <m:ctrlPr>
-                  <w:rPr>
-                    <w:rFonts w:ascii="Cambria Math" w:eastAsiaTheme="minorEastAsia" w:hAnsi="Cambria Math"/>
-                    <w:i/>
-                    <w:lang w:val="es-MX"/>
-                  </w:rPr>
-                </m:ctrlPr>
-              </m:fPr>
-              <m:num>
-                <m:func>
-                  <m:funcPr>
-                    <m:ctrlPr>
-                      <w:rPr>
-                        <w:rFonts w:ascii="Cambria Math" w:eastAsiaTheme="minorEastAsia" w:hAnsi="Cambria Math"/>
-                        <w:i/>
-                        <w:lang w:val="es-MX"/>
-                      </w:rPr>
-                    </m:ctrlPr>
-                  </m:funcPr>
-                  <m:fName>
-                    <m:r>
-                      <m:rPr>
-                        <m:sty m:val="p"/>
-                      </m:rPr>
-                      <w:rPr>
-                        <w:rFonts w:ascii="Cambria Math" w:eastAsiaTheme="minorEastAsia" w:hAnsi="Cambria Math"/>
-                        <w:lang w:val="es-MX"/>
-                      </w:rPr>
-                      <m:t>tan</m:t>
-                    </m:r>
-                  </m:fName>
-                  <m:e>
-                    <m:d>
-                      <m:dPr>
-                        <m:ctrlPr>
-                          <w:rPr>
-                            <w:rFonts w:ascii="Cambria Math" w:eastAsiaTheme="minorEastAsia" w:hAnsi="Cambria Math"/>
-                            <w:i/>
-                            <w:lang w:val="es-MX"/>
-                          </w:rPr>
-                        </m:ctrlPr>
-                      </m:dPr>
-                      <m:e>
-                        <m:rad>
-                          <m:radPr>
-                            <m:degHide m:val="1"/>
-                            <m:ctrlPr>
-                              <w:rPr>
-                                <w:rFonts w:ascii="Cambria Math" w:eastAsiaTheme="minorEastAsia" w:hAnsi="Cambria Math"/>
-                                <w:i/>
-                                <w:lang w:val="es-MX"/>
-                              </w:rPr>
-                            </m:ctrlPr>
-                          </m:radPr>
-                          <m:deg/>
-                          <m:e>
-                            <m:r>
-                              <w:rPr>
-                                <w:rFonts w:ascii="Cambria Math" w:eastAsiaTheme="minorEastAsia" w:hAnsi="Cambria Math"/>
-                                <w:lang w:val="es-MX"/>
-                              </w:rPr>
-                              <m:t>t</m:t>
-                            </m:r>
-                          </m:e>
-                        </m:rad>
-                      </m:e>
-                    </m:d>
-                  </m:e>
-                </m:func>
-                <m:r>
-                  <m:rPr>
-                    <m:sty m:val="p"/>
-                  </m:rPr>
-                  <w:rPr>
-                    <w:rFonts w:ascii="Cambria Math" w:eastAsiaTheme="minorEastAsia" w:hAnsi="Cambria Math"/>
-                    <w:lang w:val="es-MX"/>
-                  </w:rPr>
-                  <m:t>sec</m:t>
-                </m:r>
-                <m:r>
-                  <w:rPr>
-                    <w:rFonts w:ascii="Cambria Math" w:eastAsiaTheme="minorEastAsia" w:hAnsi="Cambria Math"/>
-                    <w:lang w:val="es-MX"/>
-                  </w:rPr>
-                  <m:t>(</m:t>
-                </m:r>
-                <m:rad>
-                  <m:radPr>
-                    <m:degHide m:val="1"/>
-                    <m:ctrlPr>
-                      <w:rPr>
-                        <w:rFonts w:ascii="Cambria Math" w:eastAsiaTheme="minorEastAsia" w:hAnsi="Cambria Math"/>
-                        <w:i/>
-                        <w:lang w:val="es-MX"/>
-                      </w:rPr>
-                    </m:ctrlPr>
-                  </m:radPr>
-                  <m:deg/>
-                  <m:e>
-                    <m:r>
-                      <w:rPr>
-                        <w:rFonts w:ascii="Cambria Math" w:eastAsiaTheme="minorEastAsia" w:hAnsi="Cambria Math"/>
-                        <w:lang w:val="es-MX"/>
-                      </w:rPr>
-                      <m:t>t</m:t>
-                    </m:r>
-                  </m:e>
-                </m:rad>
-                <m:r>
-                  <w:rPr>
-                    <w:rFonts w:ascii="Cambria Math" w:eastAsiaTheme="minorEastAsia" w:hAnsi="Cambria Math"/>
-                    <w:lang w:val="es-MX"/>
-                  </w:rPr>
-                  <m:t>)</m:t>
-                </m:r>
-              </m:num>
-              <m:den>
-                <m:rad>
-                  <m:radPr>
-                    <m:degHide m:val="1"/>
-                    <m:ctrlPr>
-                      <w:rPr>
-                        <w:rFonts w:ascii="Cambria Math" w:eastAsiaTheme="minorEastAsia" w:hAnsi="Cambria Math"/>
-                        <w:i/>
-                        <w:lang w:val="es-MX"/>
-                      </w:rPr>
-                    </m:ctrlPr>
-                  </m:radPr>
-                  <m:deg/>
-                  <m:e>
-                    <m:r>
-                      <w:rPr>
-                        <w:rFonts w:ascii="Cambria Math" w:eastAsiaTheme="minorEastAsia" w:hAnsi="Cambria Math"/>
-                        <w:lang w:val="es-MX"/>
-                      </w:rPr>
-                      <m:t>t</m:t>
-                    </m:r>
-                  </m:e>
-                </m:rad>
-              </m:den>
-            </m:f>
-            <m:r>
-              <w:rPr>
-                <w:rFonts w:ascii="Cambria Math" w:eastAsiaTheme="minorEastAsia" w:hAnsi="Cambria Math"/>
-                <w:lang w:val="es-MX"/>
-              </w:rPr>
-              <m:t>dt</m:t>
+              </w:rPr>
+              <m:t>3</m:t>
             </m:r>
-          </m:e>
-        </m:nary>
+          </m:sup>
+        </m:sSup>
       </m:oMath>
     </w:p>
     <w:p>
       <w:pPr>
         <w:jc w:val="both"/>
         <w:rPr>
-          <w:rFonts w:ascii="Cambria Math" w:hAnsi="Cambria Math"/>
-          <w:sz w:val="28"/>
-          <w:szCs w:val="28"/>
-          <w:lang w:val="es-MX"/>
+          <w:rFonts w:ascii="Cambria Math" w:eastAsiaTheme="minorEastAsia" w:hAnsi="Cambria Math"/>
         </w:rPr>
       </w:pPr>
     </w:p>
     <w:p>
       <w:pPr>
-        <w:jc w:val="both"/>
-        <w:rPr>
-          <w:rFonts w:ascii="Cambria Math" w:hAnsi="Cambria Math"/>
-          <w:sz w:val="28"/>
-          <w:szCs w:val="28"/>
-          <w:lang w:val="es-MX"/>
-        </w:rPr>
-      </w:pPr>
-    </w:p>
-    <w:p>
-      <w:pPr>
-        <w:jc w:val="both"/>
         <w:rPr>
           <w:rFonts w:ascii="Cambria Math" w:hAnsi="Cambria Math"/>
           <w:b/>
@@ -773,16 +1102,7 @@
           <w:bCs/>
           <w:lang w:val="es-MX"/>
         </w:rPr>
-        <w:t xml:space="preserve">Parte </w:t>
-      </w:r>
-      <w:r>
-        <w:rPr>
-          <w:rFonts w:ascii="Cambria Math" w:hAnsi="Cambria Math"/>
-          <w:b/>
-          <w:bCs/>
-          <w:lang w:val="es-MX"/>
-        </w:rPr>
-        <w:t>2</w:t>
+        <w:t>Parte 4</w:t>
       </w:r>
     </w:p>
     <w:p>
@@ -790,482 +1110,126 @@
         <w:jc w:val="both"/>
         <w:rPr>
           <w:rFonts w:ascii="Cambria Math" w:hAnsi="Cambria Math"/>
-          <w:lang w:val="es-MX"/>
         </w:rPr>
       </w:pPr>
       <w:r>
         <w:rPr>
-          <w:rFonts w:ascii="Cambria Math" w:hAnsi="Cambria Math"/>
-          <w:lang w:val="es-MX"/>
-        </w:rPr>
-        <w:t>Resuelva los siguientes ejercicios aplicando propiedades del sumatorio</w:t>
+          <w:rFonts w:ascii="Cambria Math" w:eastAsiaTheme="minorEastAsia" w:hAnsi="Cambria Math"/>
+        </w:rPr>
+        <w:t xml:space="preserve">Encuentre el valor de “c” tal que </w:t>
       </w:r>
-    </w:p>
-    <w:p>
-      <w:pPr>
-        <w:pStyle w:val="Prrafodelista"/>
-        <w:numPr>
-          <w:ilvl w:val="0"/>
-          <w:numId w:val="17"/>
-        </w:numPr>
-        <w:jc w:val="both"/>
-        <w:rPr>
-          <w:rFonts w:ascii="Cambria Math" w:hAnsi="Cambria Math"/>
-          <w:sz w:val="22"/>
-          <w:szCs w:val="22"/>
-        </w:rPr>
-      </w:pPr>
       <m:oMath>
-        <m:nary>
-          <m:naryPr>
-            <m:chr m:val="∑"/>
-            <m:limLoc m:val="undOvr"/>
+        <m:sSub>
+          <m:sSubPr>
             <m:ctrlPr>
               <w:rPr>
-                <w:rFonts w:ascii="Cambria Math" w:hAnsi="Cambria Math"/>
+                <w:rFonts w:ascii="Cambria Math" w:eastAsiaTheme="minorEastAsia" w:hAnsi="Cambria Math"/>
                 <w:i/>
               </w:rPr>
             </m:ctrlPr>
-          </m:naryPr>
+          </m:sSubPr>
+          <m:e>
+            <m:r>
+              <w:rPr>
+                <w:rFonts w:ascii="Cambria Math" w:eastAsiaTheme="minorEastAsia" w:hAnsi="Cambria Math"/>
+              </w:rPr>
+              <m:t>f</m:t>
+            </m:r>
+          </m:e>
           <m:sub>
             <m:r>
               <w:rPr>
-                <w:rFonts w:ascii="Cambria Math" w:hAnsi="Cambria Math"/>
-              </w:rPr>
-              <m:t>k=1</m:t>
+                <w:rFonts w:ascii="Cambria Math" w:eastAsiaTheme="minorEastAsia" w:hAnsi="Cambria Math"/>
+              </w:rPr>
+              <m:t>prom</m:t>
             </m:r>
           </m:sub>
+        </m:sSub>
+      </m:oMath>
+      <w:r>
+        <w:rPr>
+          <w:rFonts w:ascii="Cambria Math" w:eastAsiaTheme="minorEastAsia" w:hAnsi="Cambria Math"/>
+        </w:rPr>
+        <w:t xml:space="preserve"> = </w:t>
+      </w:r>
+      <m:oMath>
+        <m:r>
+          <w:rPr>
+            <w:rFonts w:ascii="Cambria Math" w:eastAsiaTheme="minorEastAsia" w:hAnsi="Cambria Math"/>
+          </w:rPr>
+          <m:t>f(c)</m:t>
+        </m:r>
+      </m:oMath>
+      <w:r>
+        <w:rPr>
+          <w:rFonts w:ascii="Cambria Math" w:eastAsiaTheme="minorEastAsia" w:hAnsi="Cambria Math"/>
+        </w:rPr>
+        <w:t xml:space="preserve"> de la función </w:t>
+      </w:r>
+      <m:oMath>
+        <m:r>
+          <w:rPr>
+            <w:rFonts w:ascii="Cambria Math" w:eastAsiaTheme="minorEastAsia" w:hAnsi="Cambria Math"/>
+          </w:rPr>
+          <m:t>f</m:t>
+        </m:r>
+        <m:d>
+          <m:dPr>
+            <m:ctrlPr>
+              <w:rPr>
+                <w:rFonts w:ascii="Cambria Math" w:eastAsiaTheme="minorEastAsia" w:hAnsi="Cambria Math"/>
+                <w:i/>
+              </w:rPr>
+            </m:ctrlPr>
+          </m:dPr>
+          <m:e>
+            <m:r>
+              <w:rPr>
+                <w:rFonts w:ascii="Cambria Math" w:eastAsiaTheme="minorEastAsia" w:hAnsi="Cambria Math"/>
+              </w:rPr>
+              <m:t>x</m:t>
+            </m:r>
+          </m:e>
+        </m:d>
+        <m:r>
+          <w:rPr>
+            <w:rFonts w:ascii="Cambria Math" w:eastAsiaTheme="minorEastAsia" w:hAnsi="Cambria Math"/>
+          </w:rPr>
+          <m:t xml:space="preserve">= </m:t>
+        </m:r>
+        <m:sSup>
+          <m:sSupPr>
+            <m:ctrlPr>
+              <w:rPr>
+                <w:rFonts w:ascii="Cambria Math" w:eastAsiaTheme="minorEastAsia" w:hAnsi="Cambria Math"/>
+                <w:i/>
+              </w:rPr>
+            </m:ctrlPr>
+          </m:sSupPr>
+          <m:e>
+            <m:r>
+              <w:rPr>
+                <w:rFonts w:ascii="Cambria Math" w:eastAsiaTheme="minorEastAsia" w:hAnsi="Cambria Math"/>
+              </w:rPr>
+              <m:t>(x-3)</m:t>
+            </m:r>
+          </m:e>
           <m:sup>
             <m:r>
               <w:rPr>
-                <w:rFonts w:ascii="Cambria Math" w:hAnsi="Cambria Math"/>
-              </w:rPr>
-              <m:t>8</m:t>
+                <w:rFonts w:ascii="Cambria Math" w:eastAsiaTheme="minorEastAsia" w:hAnsi="Cambria Math"/>
+              </w:rPr>
+              <m:t>2</m:t>
             </m:r>
           </m:sup>
-          <m:e>
-            <m:r>
-              <w:rPr>
-                <w:rFonts w:ascii="Cambria Math" w:hAnsi="Cambria Math"/>
-              </w:rPr>
-              <m:t>(2</m:t>
-            </m:r>
-            <m:sSup>
-              <m:sSupPr>
-                <m:ctrlPr>
-                  <w:rPr>
-                    <w:rFonts w:ascii="Cambria Math" w:hAnsi="Cambria Math"/>
-                    <w:i/>
-                  </w:rPr>
-                </m:ctrlPr>
-              </m:sSupPr>
-              <m:e>
-                <m:r>
-                  <w:rPr>
-                    <w:rFonts w:ascii="Cambria Math" w:hAnsi="Cambria Math"/>
-                  </w:rPr>
-                  <m:t>k</m:t>
-                </m:r>
-              </m:e>
-              <m:sup>
-                <m:r>
-                  <w:rPr>
-                    <w:rFonts w:ascii="Cambria Math" w:hAnsi="Cambria Math"/>
-                  </w:rPr>
-                  <m:t>3</m:t>
-                </m:r>
-              </m:sup>
-            </m:sSup>
-            <m:r>
-              <w:rPr>
-                <w:rFonts w:ascii="Cambria Math" w:hAnsi="Cambria Math"/>
-              </w:rPr>
-              <m:t xml:space="preserve">+ </m:t>
-            </m:r>
-            <m:sSup>
-              <m:sSupPr>
-                <m:ctrlPr>
-                  <w:rPr>
-                    <w:rFonts w:ascii="Cambria Math" w:hAnsi="Cambria Math"/>
-                    <w:i/>
-                  </w:rPr>
-                </m:ctrlPr>
-              </m:sSupPr>
-              <m:e>
-                <m:r>
-                  <w:rPr>
-                    <w:rFonts w:ascii="Cambria Math" w:hAnsi="Cambria Math"/>
-                  </w:rPr>
-                  <m:t>k</m:t>
-                </m:r>
-              </m:e>
-              <m:sup>
-                <m:r>
-                  <w:rPr>
-                    <w:rFonts w:ascii="Cambria Math" w:hAnsi="Cambria Math"/>
-                  </w:rPr>
-                  <m:t>2</m:t>
-                </m:r>
-              </m:sup>
-            </m:sSup>
-            <m:r>
-              <w:rPr>
-                <w:rFonts w:ascii="Cambria Math" w:hAnsi="Cambria Math"/>
-              </w:rPr>
-              <m:t>-4k+6)</m:t>
-            </m:r>
-          </m:e>
-        </m:nary>
-        <m:nary>
-          <m:naryPr>
-            <m:limLoc m:val="undOvr"/>
-            <m:subHide m:val="1"/>
-            <m:supHide m:val="1"/>
-            <m:ctrlPr>
-              <w:rPr>
-                <w:rFonts w:ascii="Cambria Math" w:hAnsi="Cambria Math"/>
-              </w:rPr>
-            </m:ctrlPr>
-          </m:naryPr>
-          <m:sub/>
-          <m:sup/>
-          <m:e/>
-        </m:nary>
-      </m:oMath>
-    </w:p>
-    <w:p>
-      <w:pPr>
-        <w:jc w:val="both"/>
-        <w:rPr>
-          <w:rFonts w:ascii="Cambria Math" w:hAnsi="Cambria Math"/>
-          <w:sz w:val="28"/>
-          <w:szCs w:val="28"/>
-          <w:lang w:val="es-MX"/>
-        </w:rPr>
-      </w:pPr>
-    </w:p>
-    <w:p>
-      <w:pPr>
-        <w:jc w:val="both"/>
-        <w:rPr>
-          <w:rFonts w:ascii="Cambria Math" w:hAnsi="Cambria Math"/>
-          <w:sz w:val="28"/>
-          <w:szCs w:val="28"/>
-          <w:lang w:val="es-MX"/>
-        </w:rPr>
-      </w:pPr>
-    </w:p>
-    <w:p>
-      <w:pPr>
-        <w:rPr>
-          <w:rFonts w:ascii="Cambria Math" w:hAnsi="Cambria Math"/>
-          <w:b/>
-          <w:bCs/>
-          <w:lang w:val="es-MX"/>
-        </w:rPr>
-      </w:pPr>
-      <w:r>
-        <w:rPr>
-          <w:rFonts w:ascii="Cambria Math" w:hAnsi="Cambria Math"/>
-          <w:b/>
-          <w:bCs/>
-          <w:lang w:val="es-MX"/>
-        </w:rPr>
-        <w:t xml:space="preserve">Parte </w:t>
-      </w:r>
-      <w:r>
-        <w:rPr>
-          <w:rFonts w:ascii="Cambria Math" w:hAnsi="Cambria Math"/>
-          <w:b/>
-          <w:bCs/>
-          <w:lang w:val="es-MX"/>
-        </w:rPr>
-        <w:t>3</w:t>
-      </w:r>
-    </w:p>
-    <w:p>
-      <w:pPr>
-        <w:rPr>
-          <w:rFonts w:ascii="Cambria Math" w:hAnsi="Cambria Math"/>
-          <w:lang w:val="es-MX"/>
-        </w:rPr>
-      </w:pPr>
-      <w:r>
-        <w:rPr>
-          <w:rFonts w:ascii="Cambria Math" w:hAnsi="Cambria Math"/>
-          <w:lang w:val="es-MX"/>
-        </w:rPr>
-        <w:t>Resuelva los siguientes sumatorios haciendo uso de la serie geométrica y la serie telescópica</w:t>
-      </w:r>
-    </w:p>
-    <w:p>
-      <w:pPr>
-        <w:pStyle w:val="Prrafodelista"/>
-        <w:numPr>
-          <w:ilvl w:val="0"/>
-          <w:numId w:val="18"/>
-        </w:numPr>
-        <w:jc w:val="both"/>
-        <w:rPr>
-          <w:rFonts w:ascii="Cambria Math" w:hAnsi="Cambria Math"/>
-        </w:rPr>
-      </w:pPr>
-      <m:oMath>
-        <m:nary>
-          <m:naryPr>
-            <m:chr m:val="∑"/>
-            <m:limLoc m:val="undOvr"/>
-            <m:ctrlPr>
-              <w:rPr>
-                <w:rFonts w:ascii="Cambria Math" w:hAnsi="Cambria Math"/>
-                <w:i/>
-              </w:rPr>
-            </m:ctrlPr>
-          </m:naryPr>
-          <m:sub>
-            <m:r>
-              <w:rPr>
-                <w:rFonts w:ascii="Cambria Math" w:hAnsi="Cambria Math"/>
-              </w:rPr>
-              <m:t>k=1</m:t>
-            </m:r>
-          </m:sub>
-          <m:sup>
-            <m:r>
-              <w:rPr>
-                <w:rFonts w:ascii="Cambria Math" w:hAnsi="Cambria Math"/>
-              </w:rPr>
-              <m:t>n</m:t>
-            </m:r>
-          </m:sup>
-          <m:e>
-            <m:r>
-              <w:rPr>
-                <w:rFonts w:ascii="Cambria Math" w:hAnsi="Cambria Math"/>
-              </w:rPr>
-              <m:t>(</m:t>
-            </m:r>
-            <m:box>
-              <m:boxPr>
-                <m:ctrlPr>
-                  <w:rPr>
-                    <w:rFonts w:ascii="Cambria Math" w:hAnsi="Cambria Math"/>
-                    <w:i/>
-                  </w:rPr>
-                </m:ctrlPr>
-              </m:boxPr>
-              <m:e>
-                <m:argPr>
-                  <m:argSz m:val="-1"/>
-                </m:argPr>
-                <m:f>
-                  <m:fPr>
-                    <m:ctrlPr>
-                      <w:rPr>
-                        <w:rFonts w:ascii="Cambria Math" w:hAnsi="Cambria Math"/>
-                        <w:i/>
-                      </w:rPr>
-                    </m:ctrlPr>
-                  </m:fPr>
-                  <m:num>
-                    <m:r>
-                      <w:rPr>
-                        <w:rFonts w:ascii="Cambria Math" w:hAnsi="Cambria Math"/>
-                      </w:rPr>
-                      <m:t>1</m:t>
-                    </m:r>
-                  </m:num>
-                  <m:den>
-                    <m:r>
-                      <w:rPr>
-                        <w:rFonts w:ascii="Cambria Math" w:hAnsi="Cambria Math"/>
-                      </w:rPr>
-                      <m:t>k</m:t>
-                    </m:r>
-                  </m:den>
-                </m:f>
-              </m:e>
-            </m:box>
-            <m:r>
-              <w:rPr>
-                <w:rFonts w:ascii="Cambria Math" w:hAnsi="Cambria Math"/>
-              </w:rPr>
-              <m:t>-</m:t>
-            </m:r>
-            <m:box>
-              <m:boxPr>
-                <m:ctrlPr>
-                  <w:rPr>
-                    <w:rFonts w:ascii="Cambria Math" w:hAnsi="Cambria Math"/>
-                    <w:i/>
-                  </w:rPr>
-                </m:ctrlPr>
-              </m:boxPr>
-              <m:e>
-                <m:argPr>
-                  <m:argSz m:val="-1"/>
-                </m:argPr>
-                <m:f>
-                  <m:fPr>
-                    <m:ctrlPr>
-                      <w:rPr>
-                        <w:rFonts w:ascii="Cambria Math" w:hAnsi="Cambria Math"/>
-                        <w:i/>
-                      </w:rPr>
-                    </m:ctrlPr>
-                  </m:fPr>
-                  <m:num>
-                    <m:r>
-                      <w:rPr>
-                        <w:rFonts w:ascii="Cambria Math" w:hAnsi="Cambria Math"/>
-                      </w:rPr>
-                      <m:t>1</m:t>
-                    </m:r>
-                  </m:num>
-                  <m:den>
-                    <m:r>
-                      <w:rPr>
-                        <w:rFonts w:ascii="Cambria Math" w:hAnsi="Cambria Math"/>
-                      </w:rPr>
-                      <m:t xml:space="preserve">k+2 </m:t>
-                    </m:r>
-                  </m:den>
-                </m:f>
-              </m:e>
-            </m:box>
-            <m:r>
-              <w:rPr>
-                <w:rFonts w:ascii="Cambria Math" w:hAnsi="Cambria Math"/>
-              </w:rPr>
-              <m:t>)</m:t>
-            </m:r>
-          </m:e>
-        </m:nary>
+        </m:sSup>
       </m:oMath>
       <w:r>
         <w:rPr>
-          <w:rFonts w:ascii="Cambria Math" w:hAnsi="Cambria Math"/>
-        </w:rPr>
-        <w:tab/>
+          <w:rFonts w:ascii="Cambria Math" w:eastAsiaTheme="minorEastAsia" w:hAnsi="Cambria Math"/>
+        </w:rPr>
+        <w:t xml:space="preserve"> en el intervalo [2 , 5]</w:t>
       </w:r>
-      <w:r>
-        <w:rPr>
-          <w:rFonts w:ascii="Cambria Math" w:hAnsi="Cambria Math"/>
-        </w:rPr>
-        <w:tab/>
-        <w:t xml:space="preserve">2) </w:t>
-      </w:r>
-      <m:oMath>
-        <m:nary>
-          <m:naryPr>
-            <m:chr m:val="∑"/>
-            <m:limLoc m:val="undOvr"/>
-            <m:ctrlPr>
-              <w:rPr>
-                <w:rFonts w:ascii="Cambria Math" w:hAnsi="Cambria Math"/>
-                <w:i/>
-              </w:rPr>
-            </m:ctrlPr>
-          </m:naryPr>
-          <m:sub>
-            <m:r>
-              <w:rPr>
-                <w:rFonts w:ascii="Cambria Math" w:hAnsi="Cambria Math"/>
-              </w:rPr>
-              <m:t>n=0</m:t>
-            </m:r>
-          </m:sub>
-          <m:sup>
-            <m:r>
-              <w:rPr>
-                <w:rFonts w:ascii="Cambria Math" w:hAnsi="Cambria Math"/>
-              </w:rPr>
-              <m:t>5</m:t>
-            </m:r>
-          </m:sup>
-          <m:e>
-            <m:r>
-              <w:rPr>
-                <w:rFonts w:ascii="Cambria Math" w:hAnsi="Cambria Math"/>
-              </w:rPr>
-              <m:t>3</m:t>
-            </m:r>
-            <m:sSup>
-              <m:sSupPr>
-                <m:ctrlPr>
-                  <w:rPr>
-                    <w:rFonts w:ascii="Cambria Math" w:hAnsi="Cambria Math"/>
-                    <w:i/>
-                  </w:rPr>
-                </m:ctrlPr>
-              </m:sSupPr>
-              <m:e>
-                <m:r>
-                  <w:rPr>
-                    <w:rFonts w:ascii="Cambria Math" w:hAnsi="Cambria Math"/>
-                  </w:rPr>
-                  <m:t>(</m:t>
-                </m:r>
-                <m:box>
-                  <m:boxPr>
-                    <m:ctrlPr>
-                      <w:rPr>
-                        <w:rFonts w:ascii="Cambria Math" w:hAnsi="Cambria Math"/>
-                        <w:i/>
-                      </w:rPr>
-                    </m:ctrlPr>
-                  </m:boxPr>
-                  <m:e>
-                    <m:argPr>
-                      <m:argSz m:val="-1"/>
-                    </m:argPr>
-                    <m:f>
-                      <m:fPr>
-                        <m:ctrlPr>
-                          <w:rPr>
-                            <w:rFonts w:ascii="Cambria Math" w:hAnsi="Cambria Math"/>
-                            <w:i/>
-                          </w:rPr>
-                        </m:ctrlPr>
-                      </m:fPr>
-                      <m:num>
-                        <m:r>
-                          <w:rPr>
-                            <w:rFonts w:ascii="Cambria Math" w:hAnsi="Cambria Math"/>
-                          </w:rPr>
-                          <m:t>1</m:t>
-                        </m:r>
-                      </m:num>
-                      <m:den>
-                        <m:r>
-                          <w:rPr>
-                            <w:rFonts w:ascii="Cambria Math" w:hAnsi="Cambria Math"/>
-                          </w:rPr>
-                          <m:t>2</m:t>
-                        </m:r>
-                      </m:den>
-                    </m:f>
-                  </m:e>
-                </m:box>
-                <m:r>
-                  <w:rPr>
-                    <w:rFonts w:ascii="Cambria Math" w:hAnsi="Cambria Math"/>
-                  </w:rPr>
-                  <m:t>)</m:t>
-                </m:r>
-              </m:e>
-              <m:sup>
-                <m:r>
-                  <w:rPr>
-                    <w:rFonts w:ascii="Cambria Math" w:hAnsi="Cambria Math"/>
-                  </w:rPr>
-                  <m:t>n</m:t>
-                </m:r>
-              </m:sup>
-            </m:sSup>
-          </m:e>
-        </m:nary>
-      </m:oMath>
     </w:p>
     <w:sectPr>
       <w:pgSz w:w="12240" w:h="15840"/>
@@ -3624,6 +3588,25 @@
       <w:color w:val="808080"/>
     </w:rPr>
   </w:style>
+  <w:style w:type="table" w:styleId="Tablaconcuadrcula">
+    <w:name w:val="Table Grid"/>
+    <w:basedOn w:val="Tablanormal"/>
+    <w:uiPriority w:val="39"/>
+    <w:rsid w:val="001263F9"/>
+    <w:pPr>
+      <w:spacing w:after="0" w:line="240" w:lineRule="auto"/>
+    </w:pPr>
+    <w:tblPr>
+      <w:tblBorders>
+        <w:top w:val="single" w:sz="4" w:space="0" w:color="auto"/>
+        <w:left w:val="single" w:sz="4" w:space="0" w:color="auto"/>
+        <w:bottom w:val="single" w:sz="4" w:space="0" w:color="auto"/>
+        <w:right w:val="single" w:sz="4" w:space="0" w:color="auto"/>
+        <w:insideH w:val="single" w:sz="4" w:space="0" w:color="auto"/>
+        <w:insideV w:val="single" w:sz="4" w:space="0" w:color="auto"/>
+      </w:tblBorders>
+    </w:tblPr>
+  </w:style>
 </w:styles>
 </file>
 
